--- a/АП_ІК-11_Федоренко_ЛР-03.3.docx
+++ b/АП_ІК-11_Федоренко_ЛР-03.3.docx
@@ -563,9 +563,101 @@
           <w:rFonts w:ascii="Courier New" w:eastAsiaTheme="minorEastAsia" w:hAnsi="Courier New" w:cs="Courier New"/>
           <w:sz w:val="30"/>
           <w:szCs w:val="30"/>
-          <w:lang w:val="en-US"/>
-        </w:rPr>
-      </w:pPr>
+        </w:rPr>
+      </w:pPr>
+      <w:hyperlink r:id="rId5" w:history="1">
+        <w:r>
+          <w:rPr>
+            <w:rStyle w:val="a4"/>
+            <w:rFonts w:ascii="Courier New" w:eastAsiaTheme="minorEastAsia" w:hAnsi="Courier New" w:cs="Courier New"/>
+            <w:sz w:val="30"/>
+            <w:szCs w:val="30"/>
+          </w:rPr>
+          <w:t>https://github.com/fedorenkokirilo08-svg/lab02_repos/tree/lab3</w:t>
+        </w:r>
+      </w:hyperlink>
+    </w:p>
+    <w:p>
+      <w:pPr>
+        <w:rPr>
+          <w:rFonts w:ascii="Courier New" w:eastAsiaTheme="minorEastAsia" w:hAnsi="Courier New" w:cs="Courier New"/>
+          <w:sz w:val="30"/>
+          <w:szCs w:val="30"/>
+        </w:rPr>
+      </w:pPr>
+      <w:r>
+        <w:rPr>
+          <w:rFonts w:ascii="Courier New" w:eastAsiaTheme="minorEastAsia" w:hAnsi="Courier New" w:cs="Courier New"/>
+          <w:b/>
+          <w:bCs/>
+          <w:sz w:val="30"/>
+          <w:szCs w:val="30"/>
+        </w:rPr>
+        <w:t>Висновок:</w:t>
+      </w:r>
+      <w:r>
+        <w:t xml:space="preserve"> </w:t>
+      </w:r>
+      <w:r>
+        <w:t xml:space="preserve">У ході роботи було розроблено програму, яка за введеним значенням аргументу обчислює значення функції, заданої графічно. Програма реалізує обчислення за різними ділянками графіка та дозволяє вводити параметри </w:t>
+      </w:r>
+      <w:r>
+        <w:rPr>
+          <w:rStyle w:val="katex-mathml"/>
+        </w:rPr>
+        <w:t>RR</w:t>
+      </w:r>
+      <w:r>
+        <w:rPr>
+          <w:rStyle w:val="mord"/>
+        </w:rPr>
+        <w:t>R</w:t>
+      </w:r>
+      <w:r>
+        <w:t xml:space="preserve">, </w:t>
+      </w:r>
+      <w:r>
+        <w:rPr>
+          <w:rStyle w:val="katex-mathml"/>
+        </w:rPr>
+        <w:t>R1R_1</w:t>
+      </w:r>
+      <w:r>
+        <w:rPr>
+          <w:rStyle w:val="mord"/>
+        </w:rPr>
+        <w:t>R1</w:t>
+      </w:r>
+      <w:r>
+        <w:rPr>
+          <w:rStyle w:val="vlist-s"/>
+        </w:rPr>
+        <w:t>​</w:t>
+      </w:r>
+      <w:r>
+        <w:t xml:space="preserve">, </w:t>
+      </w:r>
+      <w:r>
+        <w:rPr>
+          <w:rStyle w:val="katex-mathml"/>
+        </w:rPr>
+        <w:t>R2R_2</w:t>
+      </w:r>
+      <w:r>
+        <w:rPr>
+          <w:rStyle w:val="mord"/>
+        </w:rPr>
+        <w:t>R2</w:t>
+      </w:r>
+      <w:r>
+        <w:rPr>
+          <w:rStyle w:val="vlist-s"/>
+        </w:rPr>
+        <w:t>​</w:t>
+      </w:r>
+      <w:r>
+        <w:t xml:space="preserve"> з клавіатури, що забезпечує універсальність і точність результатів.</w:t>
+      </w:r>
     </w:p>
     <w:p>
       <w:pPr>
@@ -1066,6 +1158,39 @@
     <w:basedOn w:val="a0"/>
     <w:rsid w:val="008B2E43"/>
   </w:style>
+  <w:style w:type="character" w:customStyle="1" w:styleId="katex-mathml">
+    <w:name w:val="katex-mathml"/>
+    <w:basedOn w:val="a0"/>
+    <w:rsid w:val="00536A43"/>
+  </w:style>
+  <w:style w:type="character" w:customStyle="1" w:styleId="vlist-s">
+    <w:name w:val="vlist-s"/>
+    <w:basedOn w:val="a0"/>
+    <w:rsid w:val="00536A43"/>
+  </w:style>
+  <w:style w:type="character" w:styleId="a4">
+    <w:name w:val="Hyperlink"/>
+    <w:basedOn w:val="a0"/>
+    <w:uiPriority w:val="99"/>
+    <w:unhideWhenUsed/>
+    <w:rsid w:val="00E47926"/>
+    <w:rPr>
+      <w:color w:val="0563C1" w:themeColor="hyperlink"/>
+      <w:u w:val="single"/>
+    </w:rPr>
+  </w:style>
+  <w:style w:type="character" w:styleId="a5">
+    <w:name w:val="Unresolved Mention"/>
+    <w:basedOn w:val="a0"/>
+    <w:uiPriority w:val="99"/>
+    <w:semiHidden/>
+    <w:unhideWhenUsed/>
+    <w:rsid w:val="00E47926"/>
+    <w:rPr>
+      <w:color w:val="605E5C"/>
+      <w:shd w:val="clear" w:color="auto" w:fill="E1DFDD"/>
+    </w:rPr>
+  </w:style>
 </w:styles>
 </file>
 

--- a/АП_ІК-11_Федоренко_ЛР-03.3.docx
+++ b/АП_ІК-11_Федоренко_ЛР-03.3.docx
@@ -280,14 +280,13 @@
       <w:r>
         <w:rPr>
           <w:rFonts w:ascii="Courier New" w:hAnsi="Courier New" w:cs="Courier New"/>
-          <w:noProof/>
           <w:sz w:val="20"/>
           <w:szCs w:val="20"/>
         </w:rPr>
         <w:drawing>
-          <wp:inline distT="0" distB="0" distL="0" distR="0" wp14:anchorId="12895983" wp14:editId="46F18169">
-            <wp:extent cx="3861073" cy="1607820"/>
-            <wp:effectExtent l="0" t="0" r="6350" b="0"/>
+          <wp:inline distT="0" distB="0" distL="0" distR="0" wp14:anchorId="46EAA9D0" wp14:editId="2499DA40">
+            <wp:extent cx="6120765" cy="2981325"/>
+            <wp:effectExtent l="0" t="0" r="0" b="9525"/>
             <wp:docPr id="1" name="Рисунок 1"/>
             <wp:cNvGraphicFramePr>
               <a:graphicFrameLocks xmlns:a="http://schemas.openxmlformats.org/drawingml/2006/main" noChangeAspect="1"/>
@@ -308,7 +307,7 @@
                   <pic:spPr>
                     <a:xfrm>
                       <a:off x="0" y="0"/>
-                      <a:ext cx="3869051" cy="1611142"/>
+                      <a:ext cx="6120765" cy="2981325"/>
                     </a:xfrm>
                     <a:prstGeom prst="rect">
                       <a:avLst/>
@@ -383,23 +382,7 @@
                       <w:sz w:val="30"/>
                       <w:szCs w:val="30"/>
                     </w:rPr>
-                    <m:t xml:space="preserve">-3     </m:t>
-                  </m:r>
-                  <m:r>
-                    <w:rPr>
-                      <w:rFonts w:ascii="Cambria Math" w:hAnsi="Cambria Math" w:cs="Courier New"/>
-                      <w:sz w:val="30"/>
-                      <w:szCs w:val="30"/>
-                    </w:rPr>
-                    <m:t xml:space="preserve">                    </m:t>
-                  </m:r>
-                  <m:r>
-                    <w:rPr>
-                      <w:rFonts w:ascii="Cambria Math" w:hAnsi="Cambria Math" w:cs="Courier New"/>
-                      <w:sz w:val="30"/>
-                      <w:szCs w:val="30"/>
-                    </w:rPr>
-                    <m:t>-∞&lt;x≤-5</m:t>
+                    <m:t>-3                         -∞&lt;x≤-5</m:t>
                   </m:r>
                 </m:e>
                 <m:e>
@@ -450,7 +433,16 @@
                       <w:sz w:val="30"/>
                       <w:szCs w:val="30"/>
                     </w:rPr>
-                    <m:t>*x                   -5&lt;x≤0</m:t>
+                    <m:t>*x                   -5&lt;x≤</m:t>
+                  </m:r>
+                  <m:r>
+                    <w:rPr>
+                      <w:rFonts w:ascii="Cambria Math" w:hAnsi="Cambria Math" w:cs="Courier New"/>
+                      <w:sz w:val="30"/>
+                      <w:szCs w:val="30"/>
+                      <w:lang w:val="en-US"/>
+                    </w:rPr>
+                    <m:t>-R</m:t>
                   </m:r>
                 </m:e>
                 <m:e>
@@ -460,7 +452,7 @@
                       <w:sz w:val="30"/>
                       <w:szCs w:val="30"/>
                     </w:rPr>
-                    <m:t>4-sqrt</m:t>
+                    <m:t>R-sqrt</m:t>
                   </m:r>
                   <m:d>
                     <m:dPr>
@@ -480,7 +472,7 @@
                           <w:sz w:val="30"/>
                           <w:szCs w:val="30"/>
                         </w:rPr>
-                        <m:t>16-</m:t>
+                        <m:t>(R*R)-</m:t>
                       </m:r>
                       <m:d>
                         <m:dPr>
@@ -512,7 +504,7 @@
                       <w:sz w:val="30"/>
                       <w:szCs w:val="30"/>
                     </w:rPr>
-                    <m:t xml:space="preserve">  0&lt;x≤4</m:t>
+                    <m:t xml:space="preserve">  -R&lt;x≤R</m:t>
                   </m:r>
                   <m:ctrlPr>
                     <w:rPr>
@@ -530,7 +522,7 @@
                       <w:sz w:val="30"/>
                       <w:szCs w:val="30"/>
                     </w:rPr>
-                    <m:t>x-4                                   4&lt;x&lt;=8</m:t>
+                    <m:t>(R-0/8-R)*(x-R)                        R&lt;x&lt;=8</m:t>
                   </m:r>
                   <m:ctrlPr>
                     <w:rPr>
@@ -548,7 +540,7 @@
                       <w:sz w:val="30"/>
                       <w:szCs w:val="30"/>
                     </w:rPr>
-                    <m:t>4                                                  x&gt;8</m:t>
+                    <m:t>R                                                             x&gt;8</m:t>
                   </m:r>
                 </m:e>
               </m:eqArr>
@@ -560,6 +552,7 @@
     <w:p>
       <w:pPr>
         <w:rPr>
+          <w:rStyle w:val="a4"/>
           <w:rFonts w:ascii="Courier New" w:eastAsiaTheme="minorEastAsia" w:hAnsi="Courier New" w:cs="Courier New"/>
           <w:sz w:val="30"/>
           <w:szCs w:val="30"/>
@@ -576,6 +569,88 @@
           <w:t>https://github.com/fedorenkokirilo08-svg/lab02_repos/tree/lab3</w:t>
         </w:r>
       </w:hyperlink>
+    </w:p>
+    <w:p>
+      <w:pPr>
+        <w:rPr>
+          <w:rStyle w:val="a4"/>
+          <w:rFonts w:ascii="Courier New" w:eastAsiaTheme="minorEastAsia" w:hAnsi="Courier New" w:cs="Courier New"/>
+          <w:sz w:val="30"/>
+          <w:szCs w:val="30"/>
+        </w:rPr>
+      </w:pPr>
+    </w:p>
+    <w:p>
+      <w:pPr>
+        <w:rPr>
+          <w:rStyle w:val="a4"/>
+          <w:rFonts w:ascii="Courier New" w:eastAsiaTheme="minorEastAsia" w:hAnsi="Courier New" w:cs="Courier New"/>
+          <w:sz w:val="30"/>
+          <w:szCs w:val="30"/>
+        </w:rPr>
+      </w:pPr>
+    </w:p>
+    <w:p>
+      <w:pPr>
+        <w:rPr>
+          <w:rFonts w:ascii="Courier New" w:eastAsiaTheme="minorEastAsia" w:hAnsi="Courier New" w:cs="Courier New"/>
+          <w:sz w:val="30"/>
+          <w:szCs w:val="30"/>
+        </w:rPr>
+      </w:pPr>
+      <w:r>
+        <w:rPr>
+          <w:rFonts w:ascii="Courier New" w:eastAsiaTheme="minorEastAsia" w:hAnsi="Courier New" w:cs="Courier New"/>
+          <w:noProof/>
+          <w:sz w:val="30"/>
+          <w:szCs w:val="30"/>
+        </w:rPr>
+        <w:lastRenderedPageBreak/>
+        <w:drawing>
+          <wp:inline distT="0" distB="0" distL="0" distR="0" wp14:anchorId="181517A5" wp14:editId="15CE312E">
+            <wp:extent cx="5257800" cy="8429625"/>
+            <wp:effectExtent l="0" t="0" r="0" b="9525"/>
+            <wp:docPr id="2" name="Графіка 2"/>
+            <wp:cNvGraphicFramePr>
+              <a:graphicFrameLocks xmlns:a="http://schemas.openxmlformats.org/drawingml/2006/main" noChangeAspect="1"/>
+            </wp:cNvGraphicFramePr>
+            <a:graphic xmlns:a="http://schemas.openxmlformats.org/drawingml/2006/main">
+              <a:graphicData uri="http://schemas.openxmlformats.org/drawingml/2006/picture">
+                <pic:pic xmlns:pic="http://schemas.openxmlformats.org/drawingml/2006/picture">
+                  <pic:nvPicPr>
+                    <pic:cNvPr id="2" name="Графіка 2"/>
+                    <pic:cNvPicPr/>
+                  </pic:nvPicPr>
+                  <pic:blipFill>
+                    <a:blip r:embed="rId6">
+                      <a:extLst>
+                        <a:ext uri="{28A0092B-C50C-407E-A947-70E740481C1C}">
+                          <a14:useLocalDpi xmlns:a14="http://schemas.microsoft.com/office/drawing/2010/main" val="0"/>
+                        </a:ext>
+                        <a:ext uri="{96DAC541-7B7A-43D3-8B79-37D633B846F1}">
+                          <asvg:svgBlip xmlns:asvg="http://schemas.microsoft.com/office/drawing/2016/SVG/main" r:embed="rId7"/>
+                        </a:ext>
+                      </a:extLst>
+                    </a:blip>
+                    <a:stretch>
+                      <a:fillRect/>
+                    </a:stretch>
+                  </pic:blipFill>
+                  <pic:spPr>
+                    <a:xfrm>
+                      <a:off x="0" y="0"/>
+                      <a:ext cx="5257800" cy="8429625"/>
+                    </a:xfrm>
+                    <a:prstGeom prst="rect">
+                      <a:avLst/>
+                    </a:prstGeom>
+                  </pic:spPr>
+                </pic:pic>
+              </a:graphicData>
+            </a:graphic>
+          </wp:inline>
+        </w:drawing>
+      </w:r>
     </w:p>
     <w:p>
       <w:pPr>
